--- a/docs/KHOA_LUAN_TOT_NGHIEP_TOAN_VAN.docx
+++ b/docs/KHOA_LUAN_TOT_NGHIEP_TOAN_VAN.docx
@@ -1432,6 +1432,64 @@
       <w:r>
         <w:rPr>
           <w:rFonts w:ascii="Times New Roman" w:hAnsi="Times New Roman"/>
+          <w:b w:val="0"/>
+          <w:i/>
+          <w:sz w:val="24"/>
+        </w:rPr>
+        <w:t xml:space="preserve">      1.5. Tầng Lưu trữ Đám mây NoSQL và Quản trị Đa phiên Hội thoại</w:t>
+      </w:r>
+      <w:r>
+        <w:rPr>
+          <w:rFonts w:ascii="Times New Roman" w:hAnsi="Times New Roman"/>
+          <w:sz w:val="20"/>
+        </w:rPr>
+        <w:t xml:space="preserve"> ............... </w:t>
+      </w:r>
+      <w:r>
+        <w:rPr>
+          <w:rFonts w:ascii="Times New Roman" w:hAnsi="Times New Roman"/>
+          <w:b w:val="0"/>
+          <w:sz w:val="24"/>
+        </w:rPr>
+        <w:t>28</w:t>
+      </w:r>
+    </w:p>
+    <w:p>
+      <w:pPr>
+        <w:spacing w:before="20" w:after="40" w:line="288" w:lineRule="auto"/>
+      </w:pPr>
+      <w:r>
+        <w:rPr>
+          <w:rFonts w:ascii="Times New Roman" w:hAnsi="Times New Roman"/>
+          <w:b w:val="0"/>
+          <w:i/>
+          <w:sz w:val="24"/>
+        </w:rPr>
+        <w:t xml:space="preserve">      1.6. Thiết kế Giao diện Khách Web Tương tác Không gian (Gemini-Style Client)</w:t>
+      </w:r>
+      <w:r>
+        <w:rPr>
+          <w:rFonts w:ascii="Times New Roman" w:hAnsi="Times New Roman"/>
+          <w:sz w:val="20"/>
+        </w:rPr>
+        <w:t xml:space="preserve"> ... </w:t>
+      </w:r>
+      <w:r>
+        <w:rPr>
+          <w:rFonts w:ascii="Times New Roman" w:hAnsi="Times New Roman"/>
+          <w:b w:val="0"/>
+          <w:sz w:val="24"/>
+        </w:rPr>
+        <w:t>29</w:t>
+      </w:r>
+    </w:p>
+    <w:p>
+      <w:pPr>
+        <w:spacing w:before="20" w:after="40" w:line="288" w:lineRule="auto"/>
+      </w:pPr>
+      <w:r>
+        <w:rPr>
+          <w:rFonts w:ascii="Times New Roman" w:hAnsi="Times New Roman"/>
           <w:b/>
           <w:i w:val="0"/>
           <w:sz w:val="24"/>
@@ -1451,7 +1509,7 @@
           <w:b/>
           <w:sz w:val="24"/>
         </w:rPr>
-        <w:t>29</w:t>
+        <w:t>30</w:t>
       </w:r>
     </w:p>
     <w:p>
@@ -1480,7 +1538,7 @@
           <w:b w:val="0"/>
           <w:sz w:val="24"/>
         </w:rPr>
-        <w:t>29</w:t>
+        <w:t>30</w:t>
       </w:r>
     </w:p>
     <w:p>
@@ -1509,7 +1567,7 @@
           <w:b w:val="0"/>
           <w:sz w:val="24"/>
         </w:rPr>
-        <w:t>31</w:t>
+        <w:t>32</w:t>
       </w:r>
     </w:p>
     <w:p>
@@ -1538,7 +1596,7 @@
           <w:b w:val="0"/>
           <w:sz w:val="24"/>
         </w:rPr>
-        <w:t>35</w:t>
+        <w:t>36</w:t>
       </w:r>
     </w:p>
     <w:p>
@@ -1567,7 +1625,7 @@
           <w:b w:val="0"/>
           <w:sz w:val="24"/>
         </w:rPr>
-        <w:t>37</w:t>
+        <w:t>38</w:t>
       </w:r>
     </w:p>
     <w:p>
@@ -1596,7 +1654,7 @@
           <w:b/>
           <w:sz w:val="24"/>
         </w:rPr>
-        <w:t>39</w:t>
+        <w:t>40</w:t>
       </w:r>
     </w:p>
     <w:p>
@@ -1625,7 +1683,7 @@
           <w:b w:val="0"/>
           <w:sz w:val="24"/>
         </w:rPr>
-        <w:t>39</w:t>
+        <w:t>40</w:t>
       </w:r>
     </w:p>
     <w:p>
@@ -1654,7 +1712,7 @@
           <w:b w:val="0"/>
           <w:sz w:val="24"/>
         </w:rPr>
-        <w:t>40</w:t>
+        <w:t>41</w:t>
       </w:r>
     </w:p>
     <w:p>
@@ -1683,7 +1741,7 @@
           <w:b w:val="0"/>
           <w:sz w:val="24"/>
         </w:rPr>
-        <w:t>41</w:t>
+        <w:t>42</w:t>
       </w:r>
     </w:p>
     <w:p>
@@ -1712,7 +1770,7 @@
           <w:b/>
           <w:sz w:val="24"/>
         </w:rPr>
-        <w:t>42</w:t>
+        <w:t>43</w:t>
       </w:r>
     </w:p>
     <w:p>
@@ -2373,7 +2431,7 @@
                 <w:rFonts w:ascii="Times New Roman" w:hAnsi="Times New Roman"/>
                 <w:sz w:val="22"/>
               </w:rPr>
-              <w:t>KG</w:t>
+              <w:t>JWT</w:t>
             </w:r>
           </w:p>
         </w:tc>
@@ -2397,7 +2455,7 @@
                 <w:rFonts w:ascii="Times New Roman" w:hAnsi="Times New Roman"/>
                 <w:sz w:val="22"/>
               </w:rPr>
-              <w:t>Knowledge Graph</w:t>
+              <w:t>JSON Web Token</w:t>
             </w:r>
           </w:p>
         </w:tc>
@@ -2421,7 +2479,7 @@
                 <w:rFonts w:ascii="Times New Roman" w:hAnsi="Times New Roman"/>
                 <w:sz w:val="22"/>
               </w:rPr>
-              <w:t>Đồ thị tri thức</w:t>
+              <w:t>Chuẩn mở định dạng mã thông báo bảo mật</w:t>
             </w:r>
           </w:p>
         </w:tc>
@@ -2447,7 +2505,7 @@
                 <w:rFonts w:ascii="Times New Roman" w:hAnsi="Times New Roman"/>
                 <w:sz w:val="22"/>
               </w:rPr>
-              <w:t>LLM</w:t>
+              <w:t>KG</w:t>
             </w:r>
           </w:p>
         </w:tc>
@@ -2471,7 +2529,7 @@
                 <w:rFonts w:ascii="Times New Roman" w:hAnsi="Times New Roman"/>
                 <w:sz w:val="22"/>
               </w:rPr>
-              <w:t>Large Language Model</w:t>
+              <w:t>Knowledge Graph</w:t>
             </w:r>
           </w:p>
         </w:tc>
@@ -2495,7 +2553,7 @@
                 <w:rFonts w:ascii="Times New Roman" w:hAnsi="Times New Roman"/>
                 <w:sz w:val="22"/>
               </w:rPr>
-              <w:t>Mô hình ngôn ngữ lớn</w:t>
+              <w:t>Đồ thị tri thức</w:t>
             </w:r>
           </w:p>
         </w:tc>
@@ -2521,7 +2579,7 @@
                 <w:rFonts w:ascii="Times New Roman" w:hAnsi="Times New Roman"/>
                 <w:sz w:val="22"/>
               </w:rPr>
-              <w:t>NLP</w:t>
+              <w:t>LLM</w:t>
             </w:r>
           </w:p>
         </w:tc>
@@ -2545,7 +2603,7 @@
                 <w:rFonts w:ascii="Times New Roman" w:hAnsi="Times New Roman"/>
                 <w:sz w:val="22"/>
               </w:rPr>
-              <w:t>Natural Language Processing</w:t>
+              <w:t>Large Language Model</w:t>
             </w:r>
           </w:p>
         </w:tc>
@@ -2569,7 +2627,7 @@
                 <w:rFonts w:ascii="Times New Roman" w:hAnsi="Times New Roman"/>
                 <w:sz w:val="22"/>
               </w:rPr>
-              <w:t>Xử lý ngôn ngữ tự nhiên</w:t>
+              <w:t>Mô hình ngôn ngữ lớn</w:t>
             </w:r>
           </w:p>
         </w:tc>
@@ -2595,7 +2653,7 @@
                 <w:rFonts w:ascii="Times New Roman" w:hAnsi="Times New Roman"/>
                 <w:sz w:val="22"/>
               </w:rPr>
-              <w:t>OSM</w:t>
+              <w:t>NLP</w:t>
             </w:r>
           </w:p>
         </w:tc>
@@ -2619,7 +2677,7 @@
                 <w:rFonts w:ascii="Times New Roman" w:hAnsi="Times New Roman"/>
                 <w:sz w:val="22"/>
               </w:rPr>
-              <w:t>OpenStreetMap</w:t>
+              <w:t>Natural Language Processing</w:t>
             </w:r>
           </w:p>
         </w:tc>
@@ -2643,7 +2701,7 @@
                 <w:rFonts w:ascii="Times New Roman" w:hAnsi="Times New Roman"/>
                 <w:sz w:val="22"/>
               </w:rPr>
-              <w:t>Dự án bản đồ số mở toàn cầu</w:t>
+              <w:t>Xử lý ngôn ngữ tự nhiên</w:t>
             </w:r>
           </w:p>
         </w:tc>
@@ -2669,7 +2727,7 @@
                 <w:rFonts w:ascii="Times New Roman" w:hAnsi="Times New Roman"/>
                 <w:sz w:val="22"/>
               </w:rPr>
-              <w:t>OSRM</w:t>
+              <w:t>NoSQL</w:t>
             </w:r>
           </w:p>
         </w:tc>
@@ -2693,7 +2751,7 @@
                 <w:rFonts w:ascii="Times New Roman" w:hAnsi="Times New Roman"/>
                 <w:sz w:val="22"/>
               </w:rPr>
-              <w:t>Open Source Routing Machine</w:t>
+              <w:t>Not Only SQL</w:t>
             </w:r>
           </w:p>
         </w:tc>
@@ -2717,7 +2775,7 @@
                 <w:rFonts w:ascii="Times New Roman" w:hAnsi="Times New Roman"/>
                 <w:sz w:val="22"/>
               </w:rPr>
-              <w:t>Hệ thống tính toán định tuyến mã nguồn mở</w:t>
+              <w:t>Mô hình cơ sở dữ liệu phi quan hệ</w:t>
             </w:r>
           </w:p>
         </w:tc>
@@ -2743,7 +2801,7 @@
                 <w:rFonts w:ascii="Times New Roman" w:hAnsi="Times New Roman"/>
                 <w:sz w:val="22"/>
               </w:rPr>
-              <w:t>POI</w:t>
+              <w:t>OAuth</w:t>
             </w:r>
           </w:p>
         </w:tc>
@@ -2767,7 +2825,7 @@
                 <w:rFonts w:ascii="Times New Roman" w:hAnsi="Times New Roman"/>
                 <w:sz w:val="22"/>
               </w:rPr>
-              <w:t>Point of Interest</w:t>
+              <w:t>Open Authorization</w:t>
             </w:r>
           </w:p>
         </w:tc>
@@ -2791,7 +2849,7 @@
                 <w:rFonts w:ascii="Times New Roman" w:hAnsi="Times New Roman"/>
                 <w:sz w:val="22"/>
               </w:rPr>
-              <w:t>Điểm tham quan / Cơ sở dịch vụ du lịch</w:t>
+              <w:t>Khung ủy quyền phân tán tiêu chuẩn mở</w:t>
             </w:r>
           </w:p>
         </w:tc>
@@ -2817,7 +2875,7 @@
                 <w:rFonts w:ascii="Times New Roman" w:hAnsi="Times New Roman"/>
                 <w:sz w:val="22"/>
               </w:rPr>
-              <w:t>RAG</w:t>
+              <w:t>OSM</w:t>
             </w:r>
           </w:p>
         </w:tc>
@@ -2841,7 +2899,7 @@
                 <w:rFonts w:ascii="Times New Roman" w:hAnsi="Times New Roman"/>
                 <w:sz w:val="22"/>
               </w:rPr>
-              <w:t>Retrieval-Augmented Generation</w:t>
+              <w:t>OpenStreetMap</w:t>
             </w:r>
           </w:p>
         </w:tc>
@@ -2865,7 +2923,7 @@
                 <w:rFonts w:ascii="Times New Roman" w:hAnsi="Times New Roman"/>
                 <w:sz w:val="22"/>
               </w:rPr>
-              <w:t>Tạo sinh tăng cường truy xuất</w:t>
+              <w:t>Dự án bản đồ số mở toàn cầu</w:t>
             </w:r>
           </w:p>
         </w:tc>
@@ -2891,7 +2949,7 @@
                 <w:rFonts w:ascii="Times New Roman" w:hAnsi="Times New Roman"/>
                 <w:sz w:val="22"/>
               </w:rPr>
-              <w:t>REST</w:t>
+              <w:t>OSRM</w:t>
             </w:r>
           </w:p>
         </w:tc>
@@ -2915,7 +2973,7 @@
                 <w:rFonts w:ascii="Times New Roman" w:hAnsi="Times New Roman"/>
                 <w:sz w:val="22"/>
               </w:rPr>
-              <w:t>Representational State Transfer</w:t>
+              <w:t>Open Source Routing Machine</w:t>
             </w:r>
           </w:p>
         </w:tc>
@@ -2939,7 +2997,7 @@
                 <w:rFonts w:ascii="Times New Roman" w:hAnsi="Times New Roman"/>
                 <w:sz w:val="22"/>
               </w:rPr>
-              <w:t>Phong cách kiến trúc mạng hướng dịch vụ</w:t>
+              <w:t>Hệ thống tính toán định tuyến mã nguồn mở</w:t>
             </w:r>
           </w:p>
         </w:tc>
@@ -2965,7 +3023,7 @@
                 <w:rFonts w:ascii="Times New Roman" w:hAnsi="Times New Roman"/>
                 <w:sz w:val="22"/>
               </w:rPr>
-              <w:t>SKG</w:t>
+              <w:t>POI</w:t>
             </w:r>
           </w:p>
         </w:tc>
@@ -2989,7 +3047,7 @@
                 <w:rFonts w:ascii="Times New Roman" w:hAnsi="Times New Roman"/>
                 <w:sz w:val="22"/>
               </w:rPr>
-              <w:t>Spatial Knowledge Graph</w:t>
+              <w:t>Point of Interest</w:t>
             </w:r>
           </w:p>
         </w:tc>
@@ -3013,7 +3071,7 @@
                 <w:rFonts w:ascii="Times New Roman" w:hAnsi="Times New Roman"/>
                 <w:sz w:val="22"/>
               </w:rPr>
-              <w:t>Đồ thị tri thức không gian</w:t>
+              <w:t>Điểm tham quan / Cơ sở dịch vụ du lịch</w:t>
             </w:r>
           </w:p>
         </w:tc>
@@ -3039,7 +3097,7 @@
                 <w:rFonts w:ascii="Times New Roman" w:hAnsi="Times New Roman"/>
                 <w:sz w:val="22"/>
               </w:rPr>
-              <w:t>VRAM</w:t>
+              <w:t>RAG</w:t>
             </w:r>
           </w:p>
         </w:tc>
@@ -3063,7 +3121,7 @@
                 <w:rFonts w:ascii="Times New Roman" w:hAnsi="Times New Roman"/>
                 <w:sz w:val="22"/>
               </w:rPr>
-              <w:t>Video Random Access Memory</w:t>
+              <w:t>Retrieval-Augmented Generation</w:t>
             </w:r>
           </w:p>
         </w:tc>
@@ -3087,7 +3145,377 @@
                 <w:rFonts w:ascii="Times New Roman" w:hAnsi="Times New Roman"/>
                 <w:sz w:val="22"/>
               </w:rPr>
+              <w:t>Tạo sinh tăng cường truy xuất</w:t>
+            </w:r>
+          </w:p>
+        </w:tc>
+      </w:tr>
+      <w:tr>
+        <w:tc>
+          <w:tcPr>
+            <w:tcW w:type="dxa" w:w="3135"/>
+            <w:tcMar>
+              <w:top w:w="60" w:type="dxa"/>
+              <w:bottom w:w="60" w:type="dxa"/>
+              <w:left w:w="80" w:type="dxa"/>
+              <w:right w:w="80" w:type="dxa"/>
+            </w:tcMar>
+          </w:tcPr>
+          <w:p>
+            <w:pPr>
+              <w:spacing w:before="40" w:after="40" w:line="276" w:lineRule="auto"/>
+              <w:jc w:val="left"/>
+            </w:pPr>
+            <w:r>
+              <w:rPr>
+                <w:rFonts w:ascii="Times New Roman" w:hAnsi="Times New Roman"/>
+                <w:sz w:val="22"/>
+              </w:rPr>
+              <w:t>REST</w:t>
+            </w:r>
+          </w:p>
+        </w:tc>
+        <w:tc>
+          <w:tcPr>
+            <w:tcW w:type="dxa" w:w="3135"/>
+            <w:tcMar>
+              <w:top w:w="60" w:type="dxa"/>
+              <w:bottom w:w="60" w:type="dxa"/>
+              <w:left w:w="80" w:type="dxa"/>
+              <w:right w:w="80" w:type="dxa"/>
+            </w:tcMar>
+          </w:tcPr>
+          <w:p>
+            <w:pPr>
+              <w:spacing w:before="40" w:after="40" w:line="276" w:lineRule="auto"/>
+              <w:jc w:val="left"/>
+            </w:pPr>
+            <w:r>
+              <w:rPr>
+                <w:rFonts w:ascii="Times New Roman" w:hAnsi="Times New Roman"/>
+                <w:sz w:val="22"/>
+              </w:rPr>
+              <w:t>Representational State Transfer</w:t>
+            </w:r>
+          </w:p>
+        </w:tc>
+        <w:tc>
+          <w:tcPr>
+            <w:tcW w:type="dxa" w:w="3135"/>
+            <w:tcMar>
+              <w:top w:w="60" w:type="dxa"/>
+              <w:bottom w:w="60" w:type="dxa"/>
+              <w:left w:w="80" w:type="dxa"/>
+              <w:right w:w="80" w:type="dxa"/>
+            </w:tcMar>
+          </w:tcPr>
+          <w:p>
+            <w:pPr>
+              <w:spacing w:before="40" w:after="40" w:line="276" w:lineRule="auto"/>
+              <w:jc w:val="left"/>
+            </w:pPr>
+            <w:r>
+              <w:rPr>
+                <w:rFonts w:ascii="Times New Roman" w:hAnsi="Times New Roman"/>
+                <w:sz w:val="22"/>
+              </w:rPr>
+              <w:t>Phong cách kiến trúc mạng hướng dịch vụ</w:t>
+            </w:r>
+          </w:p>
+        </w:tc>
+      </w:tr>
+      <w:tr>
+        <w:tc>
+          <w:tcPr>
+            <w:tcW w:type="dxa" w:w="3135"/>
+            <w:tcMar>
+              <w:top w:w="60" w:type="dxa"/>
+              <w:bottom w:w="60" w:type="dxa"/>
+              <w:left w:w="80" w:type="dxa"/>
+              <w:right w:w="80" w:type="dxa"/>
+            </w:tcMar>
+          </w:tcPr>
+          <w:p>
+            <w:pPr>
+              <w:spacing w:before="40" w:after="40" w:line="276" w:lineRule="auto"/>
+              <w:jc w:val="left"/>
+            </w:pPr>
+            <w:r>
+              <w:rPr>
+                <w:rFonts w:ascii="Times New Roman" w:hAnsi="Times New Roman"/>
+                <w:sz w:val="22"/>
+              </w:rPr>
+              <w:t>RLHF</w:t>
+            </w:r>
+          </w:p>
+        </w:tc>
+        <w:tc>
+          <w:tcPr>
+            <w:tcW w:type="dxa" w:w="3135"/>
+            <w:tcMar>
+              <w:top w:w="60" w:type="dxa"/>
+              <w:bottom w:w="60" w:type="dxa"/>
+              <w:left w:w="80" w:type="dxa"/>
+              <w:right w:w="80" w:type="dxa"/>
+            </w:tcMar>
+          </w:tcPr>
+          <w:p>
+            <w:pPr>
+              <w:spacing w:before="40" w:after="40" w:line="276" w:lineRule="auto"/>
+              <w:jc w:val="left"/>
+            </w:pPr>
+            <w:r>
+              <w:rPr>
+                <w:rFonts w:ascii="Times New Roman" w:hAnsi="Times New Roman"/>
+                <w:sz w:val="22"/>
+              </w:rPr>
+              <w:t>Reinforcement Learning from Human Feedback</w:t>
+            </w:r>
+          </w:p>
+        </w:tc>
+        <w:tc>
+          <w:tcPr>
+            <w:tcW w:type="dxa" w:w="3135"/>
+            <w:tcMar>
+              <w:top w:w="60" w:type="dxa"/>
+              <w:bottom w:w="60" w:type="dxa"/>
+              <w:left w:w="80" w:type="dxa"/>
+              <w:right w:w="80" w:type="dxa"/>
+            </w:tcMar>
+          </w:tcPr>
+          <w:p>
+            <w:pPr>
+              <w:spacing w:before="40" w:after="40" w:line="276" w:lineRule="auto"/>
+              <w:jc w:val="left"/>
+            </w:pPr>
+            <w:r>
+              <w:rPr>
+                <w:rFonts w:ascii="Times New Roman" w:hAnsi="Times New Roman"/>
+                <w:sz w:val="22"/>
+              </w:rPr>
+              <w:t>Học tăng cường từ phản hồi của con người</w:t>
+            </w:r>
+          </w:p>
+        </w:tc>
+      </w:tr>
+      <w:tr>
+        <w:tc>
+          <w:tcPr>
+            <w:tcW w:type="dxa" w:w="3135"/>
+            <w:tcMar>
+              <w:top w:w="60" w:type="dxa"/>
+              <w:bottom w:w="60" w:type="dxa"/>
+              <w:left w:w="80" w:type="dxa"/>
+              <w:right w:w="80" w:type="dxa"/>
+            </w:tcMar>
+          </w:tcPr>
+          <w:p>
+            <w:pPr>
+              <w:spacing w:before="40" w:after="40" w:line="276" w:lineRule="auto"/>
+              <w:jc w:val="left"/>
+            </w:pPr>
+            <w:r>
+              <w:rPr>
+                <w:rFonts w:ascii="Times New Roman" w:hAnsi="Times New Roman"/>
+                <w:sz w:val="22"/>
+              </w:rPr>
+              <w:t>SKG</w:t>
+            </w:r>
+          </w:p>
+        </w:tc>
+        <w:tc>
+          <w:tcPr>
+            <w:tcW w:type="dxa" w:w="3135"/>
+            <w:tcMar>
+              <w:top w:w="60" w:type="dxa"/>
+              <w:bottom w:w="60" w:type="dxa"/>
+              <w:left w:w="80" w:type="dxa"/>
+              <w:right w:w="80" w:type="dxa"/>
+            </w:tcMar>
+          </w:tcPr>
+          <w:p>
+            <w:pPr>
+              <w:spacing w:before="40" w:after="40" w:line="276" w:lineRule="auto"/>
+              <w:jc w:val="left"/>
+            </w:pPr>
+            <w:r>
+              <w:rPr>
+                <w:rFonts w:ascii="Times New Roman" w:hAnsi="Times New Roman"/>
+                <w:sz w:val="22"/>
+              </w:rPr>
+              <w:t>Spatial Knowledge Graph</w:t>
+            </w:r>
+          </w:p>
+        </w:tc>
+        <w:tc>
+          <w:tcPr>
+            <w:tcW w:type="dxa" w:w="3135"/>
+            <w:tcMar>
+              <w:top w:w="60" w:type="dxa"/>
+              <w:bottom w:w="60" w:type="dxa"/>
+              <w:left w:w="80" w:type="dxa"/>
+              <w:right w:w="80" w:type="dxa"/>
+            </w:tcMar>
+          </w:tcPr>
+          <w:p>
+            <w:pPr>
+              <w:spacing w:before="40" w:after="40" w:line="276" w:lineRule="auto"/>
+              <w:jc w:val="left"/>
+            </w:pPr>
+            <w:r>
+              <w:rPr>
+                <w:rFonts w:ascii="Times New Roman" w:hAnsi="Times New Roman"/>
+                <w:sz w:val="22"/>
+              </w:rPr>
+              <w:t>Đồ thị tri thức không gian</w:t>
+            </w:r>
+          </w:p>
+        </w:tc>
+      </w:tr>
+      <w:tr>
+        <w:tc>
+          <w:tcPr>
+            <w:tcW w:type="dxa" w:w="3135"/>
+            <w:tcMar>
+              <w:top w:w="60" w:type="dxa"/>
+              <w:bottom w:w="60" w:type="dxa"/>
+              <w:left w:w="80" w:type="dxa"/>
+              <w:right w:w="80" w:type="dxa"/>
+            </w:tcMar>
+          </w:tcPr>
+          <w:p>
+            <w:pPr>
+              <w:spacing w:before="40" w:after="40" w:line="276" w:lineRule="auto"/>
+              <w:jc w:val="left"/>
+            </w:pPr>
+            <w:r>
+              <w:rPr>
+                <w:rFonts w:ascii="Times New Roman" w:hAnsi="Times New Roman"/>
+                <w:sz w:val="22"/>
+              </w:rPr>
+              <w:t>VRAM</w:t>
+            </w:r>
+          </w:p>
+        </w:tc>
+        <w:tc>
+          <w:tcPr>
+            <w:tcW w:type="dxa" w:w="3135"/>
+            <w:tcMar>
+              <w:top w:w="60" w:type="dxa"/>
+              <w:bottom w:w="60" w:type="dxa"/>
+              <w:left w:w="80" w:type="dxa"/>
+              <w:right w:w="80" w:type="dxa"/>
+            </w:tcMar>
+          </w:tcPr>
+          <w:p>
+            <w:pPr>
+              <w:spacing w:before="40" w:after="40" w:line="276" w:lineRule="auto"/>
+              <w:jc w:val="left"/>
+            </w:pPr>
+            <w:r>
+              <w:rPr>
+                <w:rFonts w:ascii="Times New Roman" w:hAnsi="Times New Roman"/>
+                <w:sz w:val="22"/>
+              </w:rPr>
+              <w:t>Video Random Access Memory</w:t>
+            </w:r>
+          </w:p>
+        </w:tc>
+        <w:tc>
+          <w:tcPr>
+            <w:tcW w:type="dxa" w:w="3135"/>
+            <w:tcMar>
+              <w:top w:w="60" w:type="dxa"/>
+              <w:bottom w:w="60" w:type="dxa"/>
+              <w:left w:w="80" w:type="dxa"/>
+              <w:right w:w="80" w:type="dxa"/>
+            </w:tcMar>
+          </w:tcPr>
+          <w:p>
+            <w:pPr>
+              <w:spacing w:before="40" w:after="40" w:line="276" w:lineRule="auto"/>
+              <w:jc w:val="left"/>
+            </w:pPr>
+            <w:r>
+              <w:rPr>
+                <w:rFonts w:ascii="Times New Roman" w:hAnsi="Times New Roman"/>
+                <w:sz w:val="22"/>
+              </w:rPr>
               <w:t>Bộ nhớ truy cập ngẫu nhiên của bộ xử lý đồ họa</w:t>
+            </w:r>
+          </w:p>
+        </w:tc>
+      </w:tr>
+      <w:tr>
+        <w:tc>
+          <w:tcPr>
+            <w:tcW w:type="dxa" w:w="3135"/>
+            <w:tcMar>
+              <w:top w:w="60" w:type="dxa"/>
+              <w:bottom w:w="60" w:type="dxa"/>
+              <w:left w:w="80" w:type="dxa"/>
+              <w:right w:w="80" w:type="dxa"/>
+            </w:tcMar>
+          </w:tcPr>
+          <w:p>
+            <w:pPr>
+              <w:spacing w:before="40" w:after="40" w:line="276" w:lineRule="auto"/>
+              <w:jc w:val="left"/>
+            </w:pPr>
+            <w:r>
+              <w:rPr>
+                <w:rFonts w:ascii="Times New Roman" w:hAnsi="Times New Roman"/>
+                <w:sz w:val="22"/>
+              </w:rPr>
+              <w:t>WMO</w:t>
+            </w:r>
+          </w:p>
+        </w:tc>
+        <w:tc>
+          <w:tcPr>
+            <w:tcW w:type="dxa" w:w="3135"/>
+            <w:tcMar>
+              <w:top w:w="60" w:type="dxa"/>
+              <w:bottom w:w="60" w:type="dxa"/>
+              <w:left w:w="80" w:type="dxa"/>
+              <w:right w:w="80" w:type="dxa"/>
+            </w:tcMar>
+          </w:tcPr>
+          <w:p>
+            <w:pPr>
+              <w:spacing w:before="40" w:after="40" w:line="276" w:lineRule="auto"/>
+              <w:jc w:val="left"/>
+            </w:pPr>
+            <w:r>
+              <w:rPr>
+                <w:rFonts w:ascii="Times New Roman" w:hAnsi="Times New Roman"/>
+                <w:sz w:val="22"/>
+              </w:rPr>
+              <w:t>World Meteorological Organization</w:t>
+            </w:r>
+          </w:p>
+        </w:tc>
+        <w:tc>
+          <w:tcPr>
+            <w:tcW w:type="dxa" w:w="3135"/>
+            <w:tcMar>
+              <w:top w:w="60" w:type="dxa"/>
+              <w:bottom w:w="60" w:type="dxa"/>
+              <w:left w:w="80" w:type="dxa"/>
+              <w:right w:w="80" w:type="dxa"/>
+            </w:tcMar>
+          </w:tcPr>
+          <w:p>
+            <w:pPr>
+              <w:spacing w:before="40" w:after="40" w:line="276" w:lineRule="auto"/>
+              <w:jc w:val="left"/>
+            </w:pPr>
+            <w:r>
+              <w:rPr>
+                <w:rFonts w:ascii="Times New Roman" w:hAnsi="Times New Roman"/>
+                <w:sz w:val="22"/>
+              </w:rPr>
+              <w:t>Tổ chức Khí tượng Thế giới</w:t>
             </w:r>
           </w:p>
         </w:tc>
@@ -3589,7 +4017,7 @@
                 <w:rFonts w:ascii="Times New Roman" w:hAnsi="Times New Roman"/>
                 <w:sz w:val="22"/>
               </w:rPr>
-              <w:t>Bảng 2.1</w:t>
+              <w:t>Bảng 1.4</w:t>
             </w:r>
           </w:p>
         </w:tc>
@@ -3609,7 +4037,7 @@
                 <w:rFonts w:ascii="Times New Roman" w:hAnsi="Times New Roman"/>
                 <w:sz w:val="22"/>
               </w:rPr>
-              <w:t>Đặc tả chi tiết 12 kịch bản trong Bộ dữ liệu kiểm thử chuẩn cho du lịch Huế</w:t>
+              <w:t>Lược đồ cấu trúc dữ liệu trên Google Cloud Firestore phục vụ quản lý đa phiên và phản hồi</w:t>
             </w:r>
           </w:p>
         </w:tc>
@@ -3629,7 +4057,7 @@
                 <w:rFonts w:ascii="Times New Roman" w:hAnsi="Times New Roman"/>
                 <w:sz w:val="22"/>
               </w:rPr>
-              <w:t>32</w:t>
+              <w:t>28</w:t>
             </w:r>
           </w:p>
         </w:tc>
@@ -3651,7 +4079,7 @@
                 <w:rFonts w:ascii="Times New Roman" w:hAnsi="Times New Roman"/>
                 <w:sz w:val="22"/>
               </w:rPr>
-              <w:t>Bảng 2.2</w:t>
+              <w:t>Bảng 1.5</w:t>
             </w:r>
           </w:p>
         </w:tc>
@@ -3671,7 +4099,7 @@
                 <w:rFonts w:ascii="Times New Roman" w:hAnsi="Times New Roman"/>
                 <w:sz w:val="22"/>
               </w:rPr>
-              <w:t>Bảng đối sánh hiệu năng định lượng giữa các phương pháp trên bộ Benchmark</w:t>
+              <w:t>Ma trận Quy tắc Thích ứng Lộ trình theo Ngữ cảnh Khí tượng Cố đô Huế</w:t>
             </w:r>
           </w:p>
         </w:tc>
@@ -3691,7 +4119,131 @@
                 <w:rFonts w:ascii="Times New Roman" w:hAnsi="Times New Roman"/>
                 <w:sz w:val="22"/>
               </w:rPr>
-              <w:t>36</w:t>
+              <w:t>29</w:t>
+            </w:r>
+          </w:p>
+        </w:tc>
+      </w:tr>
+      <w:tr>
+        <w:tc>
+          <w:tcPr>
+            <w:tcW w:type="dxa" w:w="3135"/>
+            <w:tcMar>
+              <w:top w:w="50" w:type="dxa"/>
+              <w:bottom w:w="50" w:type="dxa"/>
+              <w:left w:w="80" w:type="dxa"/>
+              <w:right w:w="80" w:type="dxa"/>
+            </w:tcMar>
+          </w:tcPr>
+          <w:p>
+            <w:r>
+              <w:rPr>
+                <w:rFonts w:ascii="Times New Roman" w:hAnsi="Times New Roman"/>
+                <w:sz w:val="22"/>
+              </w:rPr>
+              <w:t>Bảng 2.1</w:t>
+            </w:r>
+          </w:p>
+        </w:tc>
+        <w:tc>
+          <w:tcPr>
+            <w:tcW w:type="dxa" w:w="3135"/>
+            <w:tcMar>
+              <w:top w:w="50" w:type="dxa"/>
+              <w:bottom w:w="50" w:type="dxa"/>
+              <w:left w:w="80" w:type="dxa"/>
+              <w:right w:w="80" w:type="dxa"/>
+            </w:tcMar>
+          </w:tcPr>
+          <w:p>
+            <w:r>
+              <w:rPr>
+                <w:rFonts w:ascii="Times New Roman" w:hAnsi="Times New Roman"/>
+                <w:sz w:val="22"/>
+              </w:rPr>
+              <w:t>Đặc tả chi tiết 12 kịch bản trong Bộ dữ liệu kiểm thử chuẩn cho du lịch Huế</w:t>
+            </w:r>
+          </w:p>
+        </w:tc>
+        <w:tc>
+          <w:tcPr>
+            <w:tcW w:type="dxa" w:w="3135"/>
+            <w:tcMar>
+              <w:top w:w="50" w:type="dxa"/>
+              <w:bottom w:w="50" w:type="dxa"/>
+              <w:left w:w="80" w:type="dxa"/>
+              <w:right w:w="80" w:type="dxa"/>
+            </w:tcMar>
+          </w:tcPr>
+          <w:p>
+            <w:r>
+              <w:rPr>
+                <w:rFonts w:ascii="Times New Roman" w:hAnsi="Times New Roman"/>
+                <w:sz w:val="22"/>
+              </w:rPr>
+              <w:t>33</w:t>
+            </w:r>
+          </w:p>
+        </w:tc>
+      </w:tr>
+      <w:tr>
+        <w:tc>
+          <w:tcPr>
+            <w:tcW w:type="dxa" w:w="3135"/>
+            <w:tcMar>
+              <w:top w:w="50" w:type="dxa"/>
+              <w:bottom w:w="50" w:type="dxa"/>
+              <w:left w:w="80" w:type="dxa"/>
+              <w:right w:w="80" w:type="dxa"/>
+            </w:tcMar>
+          </w:tcPr>
+          <w:p>
+            <w:r>
+              <w:rPr>
+                <w:rFonts w:ascii="Times New Roman" w:hAnsi="Times New Roman"/>
+                <w:sz w:val="22"/>
+              </w:rPr>
+              <w:t>Bảng 2.2</w:t>
+            </w:r>
+          </w:p>
+        </w:tc>
+        <w:tc>
+          <w:tcPr>
+            <w:tcW w:type="dxa" w:w="3135"/>
+            <w:tcMar>
+              <w:top w:w="50" w:type="dxa"/>
+              <w:bottom w:w="50" w:type="dxa"/>
+              <w:left w:w="80" w:type="dxa"/>
+              <w:right w:w="80" w:type="dxa"/>
+            </w:tcMar>
+          </w:tcPr>
+          <w:p>
+            <w:r>
+              <w:rPr>
+                <w:rFonts w:ascii="Times New Roman" w:hAnsi="Times New Roman"/>
+                <w:sz w:val="22"/>
+              </w:rPr>
+              <w:t>Bảng đối sánh hiệu năng định lượng giữa các phương pháp trên bộ Benchmark</w:t>
+            </w:r>
+          </w:p>
+        </w:tc>
+        <w:tc>
+          <w:tcPr>
+            <w:tcW w:type="dxa" w:w="3135"/>
+            <w:tcMar>
+              <w:top w:w="50" w:type="dxa"/>
+              <w:bottom w:w="50" w:type="dxa"/>
+              <w:left w:w="80" w:type="dxa"/>
+              <w:right w:w="80" w:type="dxa"/>
+            </w:tcMar>
+          </w:tcPr>
+          <w:p>
+            <w:r>
+              <w:rPr>
+                <w:rFonts w:ascii="Times New Roman" w:hAnsi="Times New Roman"/>
+                <w:sz w:val="22"/>
+              </w:rPr>
+              <w:t>37</w:t>
             </w:r>
           </w:p>
         </w:tc>
@@ -10382,6 +10934,1252 @@
       </w:r>
     </w:p>
     <w:p>
+      <w:pPr>
+        <w:spacing w:before="280" w:after="120" w:line="312" w:lineRule="auto"/>
+        <w:jc w:val="left"/>
+      </w:pPr>
+      <w:r>
+        <w:rPr>
+          <w:rFonts w:ascii="Times New Roman" w:hAnsi="Times New Roman"/>
+          <w:b/>
+          <w:i/>
+          <w:color w:val="000000"/>
+          <w:sz w:val="28"/>
+        </w:rPr>
+        <w:t>1.5. Tầng Lưu trữ Đám mây NoSQL và Quản trị Đa phiên Hội thoại</w:t>
+      </w:r>
+    </w:p>
+    <w:p>
+      <w:pPr>
+        <w:spacing w:before="0" w:after="120" w:line="360" w:lineRule="auto"/>
+        <w:ind w:firstLine="567"/>
+        <w:jc w:val="both"/>
+      </w:pPr>
+      <w:r>
+        <w:rPr>
+          <w:rFonts w:ascii="Times New Roman" w:hAnsi="Times New Roman"/>
+          <w:b w:val="0"/>
+          <w:i w:val="0"/>
+          <w:color w:val="000000"/>
+          <w:sz w:val="26"/>
+        </w:rPr>
+        <w:t>Bên cạnh các cơ sở dữ liệu quan hệ truyền thống và cơ sở dữ liệu véc-tơ phục vụ lưu trữ tri thức tĩnh, việc quản lý trạng thái tương tác động của du khách (lịch sử trò chuyện đa phiên, các hành trình được đánh dấu lưu trữ và phản hồi đánh giá trải nghiệm) đòi hỏi một mô hình lưu trữ phân tán linh hoạt và có khả năng mở rộng cao. Hệ thống tích hợp nền tảng Google Firebase, đặc biệt là cơ sở dữ liệu hướng tài liệu NoSQL Google Cloud Firestore [20, 24, 25]. Dữ liệu được tổ chức dưới dạng cây phân cấp gồm ba bộ sưu tập cốt lõi được đặc tả tại Bảng 1.4.</w:t>
+      </w:r>
+    </w:p>
+    <w:p>
+      <w:pPr>
+        <w:spacing w:before="200" w:after="80"/>
+        <w:jc w:val="center"/>
+      </w:pPr>
+      <w:r>
+        <w:rPr>
+          <w:rFonts w:ascii="Times New Roman" w:hAnsi="Times New Roman"/>
+          <w:i/>
+          <w:color w:val="000000"/>
+          <w:sz w:val="22"/>
+        </w:rPr>
+        <w:t>Bảng 1.4: Lược đồ cấu trúc dữ liệu trên Google Cloud Firestore phục vụ quản lý đa phiên và phản hồi</w:t>
+      </w:r>
+    </w:p>
+    <w:tbl>
+      <w:tblPr>
+        <w:tblW w:type="auto" w:w="0"/>
+        <w:jc w:val="center"/>
+        <w:tblLook w:firstColumn="1" w:firstRow="1" w:lastColumn="0" w:lastRow="0" w:noHBand="0" w:noVBand="1" w:val="04A0"/>
+        <w:tblBorders>
+          <w:top w:val="single" w:sz="8" w:space="0" w:color="000000"/>
+          <w:bottom w:val="single" w:sz="8" w:space="0" w:color="000000"/>
+          <w:insideH w:val="single" w:sz="4" w:space="0" w:color="D3D3D3"/>
+          <w:insideV w:val="none"/>
+          <w:left w:val="none"/>
+          <w:right w:val="none"/>
+        </w:tblBorders>
+      </w:tblPr>
+      <w:tblGrid>
+        <w:gridCol w:w="2351"/>
+        <w:gridCol w:w="2351"/>
+        <w:gridCol w:w="2351"/>
+        <w:gridCol w:w="2351"/>
+      </w:tblGrid>
+      <w:tr>
+        <w:tc>
+          <w:tcPr>
+            <w:tcW w:type="dxa" w:w="2351"/>
+            <w:shd w:fill="EAECEF"/>
+            <w:tcMar>
+              <w:top w:w="50" w:type="dxa"/>
+              <w:bottom w:w="50" w:type="dxa"/>
+              <w:left w:w="70" w:type="dxa"/>
+              <w:right w:w="70" w:type="dxa"/>
+            </w:tcMar>
+          </w:tcPr>
+          <w:p>
+            <w:pPr>
+              <w:spacing w:before="40" w:after="40" w:line="276" w:lineRule="auto"/>
+              <w:jc w:val="left"/>
+            </w:pPr>
+            <w:r>
+              <w:rPr>
+                <w:rFonts w:ascii="Times New Roman" w:hAnsi="Times New Roman"/>
+                <w:b/>
+                <w:sz w:val="19"/>
+              </w:rPr>
+              <w:t>Bộ sưu tập (Collection)</w:t>
+            </w:r>
+          </w:p>
+        </w:tc>
+        <w:tc>
+          <w:tcPr>
+            <w:tcW w:type="dxa" w:w="2351"/>
+            <w:shd w:fill="EAECEF"/>
+            <w:tcMar>
+              <w:top w:w="50" w:type="dxa"/>
+              <w:bottom w:w="50" w:type="dxa"/>
+              <w:left w:w="70" w:type="dxa"/>
+              <w:right w:w="70" w:type="dxa"/>
+            </w:tcMar>
+          </w:tcPr>
+          <w:p>
+            <w:pPr>
+              <w:spacing w:before="40" w:after="40" w:line="276" w:lineRule="auto"/>
+              <w:jc w:val="left"/>
+            </w:pPr>
+            <w:r>
+              <w:rPr>
+                <w:rFonts w:ascii="Times New Roman" w:hAnsi="Times New Roman"/>
+                <w:b/>
+                <w:sz w:val="19"/>
+              </w:rPr>
+              <w:t>Trường dữ liệu chính</w:t>
+            </w:r>
+          </w:p>
+        </w:tc>
+        <w:tc>
+          <w:tcPr>
+            <w:tcW w:type="dxa" w:w="2351"/>
+            <w:shd w:fill="EAECEF"/>
+            <w:tcMar>
+              <w:top w:w="50" w:type="dxa"/>
+              <w:bottom w:w="50" w:type="dxa"/>
+              <w:left w:w="70" w:type="dxa"/>
+              <w:right w:w="70" w:type="dxa"/>
+            </w:tcMar>
+          </w:tcPr>
+          <w:p>
+            <w:pPr>
+              <w:spacing w:before="40" w:after="40" w:line="276" w:lineRule="auto"/>
+              <w:jc w:val="left"/>
+            </w:pPr>
+            <w:r>
+              <w:rPr>
+                <w:rFonts w:ascii="Times New Roman" w:hAnsi="Times New Roman"/>
+                <w:b/>
+                <w:sz w:val="19"/>
+              </w:rPr>
+              <w:t>Kiểu dữ liệu</w:t>
+            </w:r>
+          </w:p>
+        </w:tc>
+        <w:tc>
+          <w:tcPr>
+            <w:tcW w:type="dxa" w:w="2351"/>
+            <w:shd w:fill="EAECEF"/>
+            <w:tcMar>
+              <w:top w:w="50" w:type="dxa"/>
+              <w:bottom w:w="50" w:type="dxa"/>
+              <w:left w:w="70" w:type="dxa"/>
+              <w:right w:w="70" w:type="dxa"/>
+            </w:tcMar>
+          </w:tcPr>
+          <w:p>
+            <w:pPr>
+              <w:spacing w:before="40" w:after="40" w:line="276" w:lineRule="auto"/>
+              <w:jc w:val="left"/>
+            </w:pPr>
+            <w:r>
+              <w:rPr>
+                <w:rFonts w:ascii="Times New Roman" w:hAnsi="Times New Roman"/>
+                <w:b/>
+                <w:sz w:val="19"/>
+              </w:rPr>
+              <w:t>Mục đích sử dụng nghiệp vụ</w:t>
+            </w:r>
+          </w:p>
+        </w:tc>
+      </w:tr>
+      <w:tr>
+        <w:tc>
+          <w:tcPr>
+            <w:tcW w:type="dxa" w:w="2351"/>
+            <w:tcMar>
+              <w:top w:w="50" w:type="dxa"/>
+              <w:bottom w:w="50" w:type="dxa"/>
+              <w:left w:w="70" w:type="dxa"/>
+              <w:right w:w="70" w:type="dxa"/>
+            </w:tcMar>
+          </w:tcPr>
+          <w:p>
+            <w:pPr>
+              <w:spacing w:before="40" w:after="40" w:line="276" w:lineRule="auto"/>
+              <w:jc w:val="left"/>
+            </w:pPr>
+            <w:r>
+              <w:rPr>
+                <w:rFonts w:ascii="Times New Roman" w:hAnsi="Times New Roman"/>
+                <w:sz w:val="19"/>
+              </w:rPr>
+              <w:t>chat_sessions</w:t>
+            </w:r>
+          </w:p>
+        </w:tc>
+        <w:tc>
+          <w:tcPr>
+            <w:tcW w:type="dxa" w:w="2351"/>
+            <w:tcMar>
+              <w:top w:w="50" w:type="dxa"/>
+              <w:bottom w:w="50" w:type="dxa"/>
+              <w:left w:w="70" w:type="dxa"/>
+              <w:right w:w="70" w:type="dxa"/>
+            </w:tcMar>
+          </w:tcPr>
+          <w:p>
+            <w:pPr>
+              <w:spacing w:before="40" w:after="40" w:line="276" w:lineRule="auto"/>
+              <w:jc w:val="left"/>
+            </w:pPr>
+            <w:r>
+              <w:rPr>
+                <w:rFonts w:ascii="Times New Roman" w:hAnsi="Times New Roman"/>
+                <w:sz w:val="19"/>
+              </w:rPr>
+              <w:t>sessionId, userId</w:t>
+              <w:br/>
+              <w:t>title</w:t>
+              <w:br/>
+              <w:t>messages[]</w:t>
+              <w:br/>
+              <w:t>updatedAt</w:t>
+            </w:r>
+          </w:p>
+        </w:tc>
+        <w:tc>
+          <w:tcPr>
+            <w:tcW w:type="dxa" w:w="2351"/>
+            <w:tcMar>
+              <w:top w:w="50" w:type="dxa"/>
+              <w:bottom w:w="50" w:type="dxa"/>
+              <w:left w:w="70" w:type="dxa"/>
+              <w:right w:w="70" w:type="dxa"/>
+            </w:tcMar>
+          </w:tcPr>
+          <w:p>
+            <w:pPr>
+              <w:spacing w:before="40" w:after="40" w:line="276" w:lineRule="auto"/>
+              <w:jc w:val="left"/>
+            </w:pPr>
+            <w:r>
+              <w:rPr>
+                <w:rFonts w:ascii="Times New Roman" w:hAnsi="Times New Roman"/>
+                <w:sz w:val="19"/>
+              </w:rPr>
+              <w:t>String</w:t>
+              <w:br/>
+              <w:t>String</w:t>
+              <w:br/>
+              <w:t>Array[Object]</w:t>
+              <w:br/>
+              <w:t>Timestamp</w:t>
+            </w:r>
+          </w:p>
+        </w:tc>
+        <w:tc>
+          <w:tcPr>
+            <w:tcW w:type="dxa" w:w="2351"/>
+            <w:tcMar>
+              <w:top w:w="50" w:type="dxa"/>
+              <w:bottom w:w="50" w:type="dxa"/>
+              <w:left w:w="70" w:type="dxa"/>
+              <w:right w:w="70" w:type="dxa"/>
+            </w:tcMar>
+          </w:tcPr>
+          <w:p>
+            <w:pPr>
+              <w:spacing w:before="40" w:after="40" w:line="276" w:lineRule="auto"/>
+              <w:jc w:val="left"/>
+            </w:pPr>
+            <w:r>
+              <w:rPr>
+                <w:rFonts w:ascii="Times New Roman" w:hAnsi="Times New Roman"/>
+                <w:sz w:val="19"/>
+              </w:rPr>
+              <w:t>Lưu trữ định danh phiên, tiêu đề đối thoại tự động bóc tách từ câu hỏi đầu, mảng các tin nhắn đối thoại kèm lộ trình và thời gian cập nhật.</w:t>
+            </w:r>
+          </w:p>
+        </w:tc>
+      </w:tr>
+      <w:tr>
+        <w:tc>
+          <w:tcPr>
+            <w:tcW w:type="dxa" w:w="2351"/>
+            <w:tcMar>
+              <w:top w:w="50" w:type="dxa"/>
+              <w:bottom w:w="50" w:type="dxa"/>
+              <w:left w:w="70" w:type="dxa"/>
+              <w:right w:w="70" w:type="dxa"/>
+            </w:tcMar>
+          </w:tcPr>
+          <w:p>
+            <w:pPr>
+              <w:spacing w:before="40" w:after="40" w:line="276" w:lineRule="auto"/>
+              <w:jc w:val="left"/>
+            </w:pPr>
+            <w:r>
+              <w:rPr>
+                <w:rFonts w:ascii="Times New Roman" w:hAnsi="Times New Roman"/>
+                <w:sz w:val="19"/>
+              </w:rPr>
+              <w:t>saved_itineraries</w:t>
+            </w:r>
+          </w:p>
+        </w:tc>
+        <w:tc>
+          <w:tcPr>
+            <w:tcW w:type="dxa" w:w="2351"/>
+            <w:tcMar>
+              <w:top w:w="50" w:type="dxa"/>
+              <w:bottom w:w="50" w:type="dxa"/>
+              <w:left w:w="70" w:type="dxa"/>
+              <w:right w:w="70" w:type="dxa"/>
+            </w:tcMar>
+          </w:tcPr>
+          <w:p>
+            <w:pPr>
+              <w:spacing w:before="40" w:after="40" w:line="276" w:lineRule="auto"/>
+              <w:jc w:val="left"/>
+            </w:pPr>
+            <w:r>
+              <w:rPr>
+                <w:rFonts w:ascii="Times New Roman" w:hAnsi="Times New Roman"/>
+                <w:sz w:val="19"/>
+              </w:rPr>
+              <w:t>itineraryId, userId</w:t>
+              <w:br/>
+              <w:t>title, days</w:t>
+              <w:br/>
+              <w:t>places[]</w:t>
+              <w:br/>
+              <w:t>totalDistanceKm</w:t>
+            </w:r>
+          </w:p>
+        </w:tc>
+        <w:tc>
+          <w:tcPr>
+            <w:tcW w:type="dxa" w:w="2351"/>
+            <w:tcMar>
+              <w:top w:w="50" w:type="dxa"/>
+              <w:bottom w:w="50" w:type="dxa"/>
+              <w:left w:w="70" w:type="dxa"/>
+              <w:right w:w="70" w:type="dxa"/>
+            </w:tcMar>
+          </w:tcPr>
+          <w:p>
+            <w:pPr>
+              <w:spacing w:before="40" w:after="40" w:line="276" w:lineRule="auto"/>
+              <w:jc w:val="left"/>
+            </w:pPr>
+            <w:r>
+              <w:rPr>
+                <w:rFonts w:ascii="Times New Roman" w:hAnsi="Times New Roman"/>
+                <w:sz w:val="19"/>
+              </w:rPr>
+              <w:t>String</w:t>
+              <w:br/>
+              <w:t>String, Number</w:t>
+              <w:br/>
+              <w:t>Array[Object]</w:t>
+              <w:br/>
+              <w:t>Number</w:t>
+            </w:r>
+          </w:p>
+        </w:tc>
+        <w:tc>
+          <w:tcPr>
+            <w:tcW w:type="dxa" w:w="2351"/>
+            <w:tcMar>
+              <w:top w:w="50" w:type="dxa"/>
+              <w:bottom w:w="50" w:type="dxa"/>
+              <w:left w:w="70" w:type="dxa"/>
+              <w:right w:w="70" w:type="dxa"/>
+            </w:tcMar>
+          </w:tcPr>
+          <w:p>
+            <w:pPr>
+              <w:spacing w:before="40" w:after="40" w:line="276" w:lineRule="auto"/>
+              <w:jc w:val="left"/>
+            </w:pPr>
+            <w:r>
+              <w:rPr>
+                <w:rFonts w:ascii="Times New Roman" w:hAnsi="Times New Roman"/>
+                <w:sz w:val="19"/>
+              </w:rPr>
+              <w:t>Lưu trữ các lộ trình du lịch hoàn chỉnh do du khách chủ động đánh dấu lưu lại, bao gồm danh sách các điểm dừng, cự ly và ước tính chi phí.</w:t>
+            </w:r>
+          </w:p>
+        </w:tc>
+      </w:tr>
+      <w:tr>
+        <w:tc>
+          <w:tcPr>
+            <w:tcW w:type="dxa" w:w="2351"/>
+            <w:tcMar>
+              <w:top w:w="50" w:type="dxa"/>
+              <w:bottom w:w="50" w:type="dxa"/>
+              <w:left w:w="70" w:type="dxa"/>
+              <w:right w:w="70" w:type="dxa"/>
+            </w:tcMar>
+          </w:tcPr>
+          <w:p>
+            <w:pPr>
+              <w:spacing w:before="40" w:after="40" w:line="276" w:lineRule="auto"/>
+              <w:jc w:val="left"/>
+            </w:pPr>
+            <w:r>
+              <w:rPr>
+                <w:rFonts w:ascii="Times New Roman" w:hAnsi="Times New Roman"/>
+                <w:sz w:val="19"/>
+              </w:rPr>
+              <w:t>ai_feedbacks</w:t>
+            </w:r>
+          </w:p>
+        </w:tc>
+        <w:tc>
+          <w:tcPr>
+            <w:tcW w:type="dxa" w:w="2351"/>
+            <w:tcMar>
+              <w:top w:w="50" w:type="dxa"/>
+              <w:bottom w:w="50" w:type="dxa"/>
+              <w:left w:w="70" w:type="dxa"/>
+              <w:right w:w="70" w:type="dxa"/>
+            </w:tcMar>
+          </w:tcPr>
+          <w:p>
+            <w:pPr>
+              <w:spacing w:before="40" w:after="40" w:line="276" w:lineRule="auto"/>
+              <w:jc w:val="left"/>
+            </w:pPr>
+            <w:r>
+              <w:rPr>
+                <w:rFonts w:ascii="Times New Roman" w:hAnsi="Times New Roman"/>
+                <w:sz w:val="19"/>
+              </w:rPr>
+              <w:t>feedbackId, userId</w:t>
+              <w:br/>
+              <w:t>rating</w:t>
+              <w:br/>
+              <w:t>prompt, response</w:t>
+              <w:br/>
+              <w:t>timestamp</w:t>
+            </w:r>
+          </w:p>
+        </w:tc>
+        <w:tc>
+          <w:tcPr>
+            <w:tcW w:type="dxa" w:w="2351"/>
+            <w:tcMar>
+              <w:top w:w="50" w:type="dxa"/>
+              <w:bottom w:w="50" w:type="dxa"/>
+              <w:left w:w="70" w:type="dxa"/>
+              <w:right w:w="70" w:type="dxa"/>
+            </w:tcMar>
+          </w:tcPr>
+          <w:p>
+            <w:pPr>
+              <w:spacing w:before="40" w:after="40" w:line="276" w:lineRule="auto"/>
+              <w:jc w:val="left"/>
+            </w:pPr>
+            <w:r>
+              <w:rPr>
+                <w:rFonts w:ascii="Times New Roman" w:hAnsi="Times New Roman"/>
+                <w:sz w:val="19"/>
+              </w:rPr>
+              <w:t>String</w:t>
+              <w:br/>
+              <w:t>String</w:t>
+              <w:br/>
+              <w:t>String</w:t>
+              <w:br/>
+              <w:t>Timestamp</w:t>
+            </w:r>
+          </w:p>
+        </w:tc>
+        <w:tc>
+          <w:tcPr>
+            <w:tcW w:type="dxa" w:w="2351"/>
+            <w:tcMar>
+              <w:top w:w="50" w:type="dxa"/>
+              <w:bottom w:w="50" w:type="dxa"/>
+              <w:left w:w="70" w:type="dxa"/>
+              <w:right w:w="70" w:type="dxa"/>
+            </w:tcMar>
+          </w:tcPr>
+          <w:p>
+            <w:pPr>
+              <w:spacing w:before="40" w:after="40" w:line="276" w:lineRule="auto"/>
+              <w:jc w:val="left"/>
+            </w:pPr>
+            <w:r>
+              <w:rPr>
+                <w:rFonts w:ascii="Times New Roman" w:hAnsi="Times New Roman"/>
+                <w:sz w:val="19"/>
+              </w:rPr>
+              <w:t>Ghi nhận phản hồi đánh giá chất lượng (like hoặc dislike) của du khách đối với từng câu trả lời của tác tử thông minh phục vụ học tăng cường RLHF.</w:t>
+            </w:r>
+          </w:p>
+        </w:tc>
+      </w:tr>
+    </w:tbl>
+    <w:p>
+      <w:pPr>
+        <w:spacing w:before="0" w:after="120" w:line="360" w:lineRule="auto"/>
+        <w:ind w:firstLine="567"/>
+        <w:jc w:val="both"/>
+      </w:pPr>
+      <w:r>
+        <w:rPr>
+          <w:rFonts w:ascii="Times New Roman" w:hAnsi="Times New Roman"/>
+          <w:b w:val="0"/>
+          <w:i w:val="0"/>
+          <w:color w:val="000000"/>
+          <w:sz w:val="26"/>
+        </w:rPr>
+        <w:t>Cấu trúc phân tầng tại Bảng 1.4 cho phép hệ thống phân lập hoàn toàn giữa dữ liệu hội thoại tức thời và dữ liệu lộ trình dài hạn, bảo đảm tốc độ truy vấn đọc ghi luôn duy trì dưới 80 mili-giây trên quy mô hàng ngàn phiên làm việc đồng thời. Quá trình tương tác của du khách được kiểm soát thông qua một cơ chế vòng đời phiên hội thoại bốn giai đoạn chặt chẽ: khởi tạo phiên mới (startNewChatSession) làm sạch giao diện và kích hoạt resetToDefaultState đưa bản đồ về trung tâm Huế; ghi nhận và kiên định hóa tự động (persistActiveSession) lưu đè bất đồng bộ lên Firestore; khôi phục phiên lịch sử (restoreChatSession) tái tạo các thẻ lộ trình trực quan kèm nút vẽ lại bản đồ (btn-nav-replot); và xóa phiên an toàn (deleteChatSession) thẩm định quyền sở hữu dữ liệu qua mã thông báo JWT [26].</w:t>
+      </w:r>
+    </w:p>
+    <w:p>
+      <w:pPr>
+        <w:spacing w:before="280" w:after="120" w:line="312" w:lineRule="auto"/>
+        <w:jc w:val="left"/>
+      </w:pPr>
+      <w:r>
+        <w:rPr>
+          <w:rFonts w:ascii="Times New Roman" w:hAnsi="Times New Roman"/>
+          <w:b/>
+          <w:i/>
+          <w:color w:val="000000"/>
+          <w:sz w:val="28"/>
+        </w:rPr>
+        <w:t>1.6. Thiết kế Giao diện Khách Web Tương tác Không gian (Gemini-Style Client)</w:t>
+      </w:r>
+    </w:p>
+    <w:p>
+      <w:pPr>
+        <w:spacing w:before="0" w:after="120" w:line="360" w:lineRule="auto"/>
+        <w:ind w:firstLine="567"/>
+        <w:jc w:val="both"/>
+      </w:pPr>
+      <w:r>
+        <w:rPr>
+          <w:rFonts w:ascii="Times New Roman" w:hAnsi="Times New Roman"/>
+          <w:b w:val="0"/>
+          <w:i w:val="0"/>
+          <w:color w:val="000000"/>
+          <w:sz w:val="26"/>
+        </w:rPr>
+        <w:t>Kế thừa các chuẩn mực thiết kế tương tác hiện đại từ các hệ thống trợ lý AI hàng đầu, hệ thống phát triển giao diện Web tích hợp bản đồ số thông minh với thanh bên điều hướng thích ứng hai trạng thái [27]: trạng thái mở rộng 280 pixel cung cấp đầy đủ danh mục phiên chat, widget thời tiết và nút khởi tạo mới dạng viên thuốc bo tròn (Gemini Pill Button); trạng thái thu gọn 52 pixel (Icon Rail) tối giản hóa thành các biểu tượng 36 pixel căn giữa kèm nhãn chỉ dẫn nổi thông minh khi rê chuột (Hover Tooltips); và chế độ ngăn kéo trượt (Slide-over Drawer) trên thiết bị di động có chiều ngang dưới 1024 pixel.</w:t>
+      </w:r>
+    </w:p>
+    <w:p>
+      <w:pPr>
+        <w:spacing w:before="0" w:after="120" w:line="360" w:lineRule="auto"/>
+        <w:ind w:firstLine="567"/>
+        <w:jc w:val="both"/>
+      </w:pPr>
+      <w:r>
+        <w:rPr>
+          <w:rFonts w:ascii="Times New Roman" w:hAnsi="Times New Roman"/>
+          <w:b w:val="0"/>
+          <w:i w:val="0"/>
+          <w:color w:val="000000"/>
+          <w:sz w:val="26"/>
+        </w:rPr>
+        <w:t>Nhằm nâng cao tính khả thi thực tế của lộ trình trong điều kiện khí hậu đặc thù của Cố đô Huế, hệ thống tích hợp tiện ích khí tượng thời gian thực kết nối giao diện lập trình Open-Meteo [22] tại tọa độ trắc địa trung tâm thành phố Huế (16,4637 độ Bắc, 107,5909 độ Đông). Bộ tham số bao gồm nhiệt độ không khí T (độ C), độ ẩm tương đối H (%), lượng mưa tích lũy P (mm) và mã thời tiết chuẩn WMO Code Table 4677 [23]. Chi tiết ma trận quy tắc thích ứng lộ trình theo ngữ cảnh khí tượng được tổng hợp tại Bảng 1.5 [21].</w:t>
+      </w:r>
+    </w:p>
+    <w:p>
+      <w:pPr>
+        <w:spacing w:before="200" w:after="80"/>
+        <w:jc w:val="center"/>
+      </w:pPr>
+      <w:r>
+        <w:rPr>
+          <w:rFonts w:ascii="Times New Roman" w:hAnsi="Times New Roman"/>
+          <w:i/>
+          <w:color w:val="000000"/>
+          <w:sz w:val="22"/>
+        </w:rPr>
+        <w:t>Bảng 1.5: Ma trận Quy tắc Thích ứng Lộ trình theo Ngữ cảnh Khí tượng Cố đô Huế</w:t>
+      </w:r>
+    </w:p>
+    <w:tbl>
+      <w:tblPr>
+        <w:tblW w:type="auto" w:w="0"/>
+        <w:jc w:val="center"/>
+        <w:tblLook w:firstColumn="1" w:firstRow="1" w:lastColumn="0" w:lastRow="0" w:noHBand="0" w:noVBand="1" w:val="04A0"/>
+        <w:tblBorders>
+          <w:top w:val="single" w:sz="8" w:space="0" w:color="000000"/>
+          <w:bottom w:val="single" w:sz="8" w:space="0" w:color="000000"/>
+          <w:insideH w:val="single" w:sz="4" w:space="0" w:color="D3D3D3"/>
+          <w:insideV w:val="none"/>
+          <w:left w:val="none"/>
+          <w:right w:val="none"/>
+        </w:tblBorders>
+      </w:tblPr>
+      <w:tblGrid>
+        <w:gridCol w:w="1881"/>
+        <w:gridCol w:w="1881"/>
+        <w:gridCol w:w="1881"/>
+        <w:gridCol w:w="1881"/>
+        <w:gridCol w:w="1881"/>
+      </w:tblGrid>
+      <w:tr>
+        <w:tc>
+          <w:tcPr>
+            <w:tcW w:type="dxa" w:w="1881"/>
+            <w:shd w:fill="EAECEF"/>
+            <w:tcMar>
+              <w:top w:w="50" w:type="dxa"/>
+              <w:bottom w:w="50" w:type="dxa"/>
+              <w:left w:w="60" w:type="dxa"/>
+              <w:right w:w="60" w:type="dxa"/>
+            </w:tcMar>
+          </w:tcPr>
+          <w:p>
+            <w:pPr>
+              <w:spacing w:before="40" w:after="40" w:line="276" w:lineRule="auto"/>
+              <w:jc w:val="left"/>
+            </w:pPr>
+            <w:r>
+              <w:rPr>
+                <w:rFonts w:ascii="Times New Roman" w:hAnsi="Times New Roman"/>
+                <w:b/>
+                <w:sz w:val="19"/>
+              </w:rPr>
+              <w:t>Mã WMO</w:t>
+            </w:r>
+          </w:p>
+        </w:tc>
+        <w:tc>
+          <w:tcPr>
+            <w:tcW w:type="dxa" w:w="1881"/>
+            <w:shd w:fill="EAECEF"/>
+            <w:tcMar>
+              <w:top w:w="50" w:type="dxa"/>
+              <w:bottom w:w="50" w:type="dxa"/>
+              <w:left w:w="60" w:type="dxa"/>
+              <w:right w:w="60" w:type="dxa"/>
+            </w:tcMar>
+          </w:tcPr>
+          <w:p>
+            <w:pPr>
+              <w:spacing w:before="40" w:after="40" w:line="276" w:lineRule="auto"/>
+              <w:jc w:val="left"/>
+            </w:pPr>
+            <w:r>
+              <w:rPr>
+                <w:rFonts w:ascii="Times New Roman" w:hAnsi="Times New Roman"/>
+                <w:b/>
+                <w:sz w:val="19"/>
+              </w:rPr>
+              <w:t>Nhiệt độ T</w:t>
+            </w:r>
+          </w:p>
+        </w:tc>
+        <w:tc>
+          <w:tcPr>
+            <w:tcW w:type="dxa" w:w="1881"/>
+            <w:shd w:fill="EAECEF"/>
+            <w:tcMar>
+              <w:top w:w="50" w:type="dxa"/>
+              <w:bottom w:w="50" w:type="dxa"/>
+              <w:left w:w="60" w:type="dxa"/>
+              <w:right w:w="60" w:type="dxa"/>
+            </w:tcMar>
+          </w:tcPr>
+          <w:p>
+            <w:pPr>
+              <w:spacing w:before="40" w:after="40" w:line="276" w:lineRule="auto"/>
+              <w:jc w:val="left"/>
+            </w:pPr>
+            <w:r>
+              <w:rPr>
+                <w:rFonts w:ascii="Times New Roman" w:hAnsi="Times New Roman"/>
+                <w:b/>
+                <w:sz w:val="19"/>
+              </w:rPr>
+              <w:t>Lượng mưa P</w:t>
+            </w:r>
+          </w:p>
+        </w:tc>
+        <w:tc>
+          <w:tcPr>
+            <w:tcW w:type="dxa" w:w="1881"/>
+            <w:shd w:fill="EAECEF"/>
+            <w:tcMar>
+              <w:top w:w="50" w:type="dxa"/>
+              <w:bottom w:w="50" w:type="dxa"/>
+              <w:left w:w="60" w:type="dxa"/>
+              <w:right w:w="60" w:type="dxa"/>
+            </w:tcMar>
+          </w:tcPr>
+          <w:p>
+            <w:pPr>
+              <w:spacing w:before="40" w:after="40" w:line="276" w:lineRule="auto"/>
+              <w:jc w:val="left"/>
+            </w:pPr>
+            <w:r>
+              <w:rPr>
+                <w:rFonts w:ascii="Times New Roman" w:hAnsi="Times New Roman"/>
+                <w:b/>
+                <w:sz w:val="19"/>
+              </w:rPr>
+              <w:t>Ngữ cảnh môi trường</w:t>
+            </w:r>
+          </w:p>
+        </w:tc>
+        <w:tc>
+          <w:tcPr>
+            <w:tcW w:type="dxa" w:w="1881"/>
+            <w:shd w:fill="EAECEF"/>
+            <w:tcMar>
+              <w:top w:w="50" w:type="dxa"/>
+              <w:bottom w:w="50" w:type="dxa"/>
+              <w:left w:w="60" w:type="dxa"/>
+              <w:right w:w="60" w:type="dxa"/>
+            </w:tcMar>
+          </w:tcPr>
+          <w:p>
+            <w:pPr>
+              <w:spacing w:before="40" w:after="40" w:line="276" w:lineRule="auto"/>
+              <w:jc w:val="left"/>
+            </w:pPr>
+            <w:r>
+              <w:rPr>
+                <w:rFonts w:ascii="Times New Roman" w:hAnsi="Times New Roman"/>
+                <w:b/>
+                <w:sz w:val="19"/>
+              </w:rPr>
+              <w:t>Chiến lược Thích ứng Gợi ý</w:t>
+            </w:r>
+          </w:p>
+        </w:tc>
+      </w:tr>
+      <w:tr>
+        <w:tc>
+          <w:tcPr>
+            <w:tcW w:type="dxa" w:w="1881"/>
+            <w:tcMar>
+              <w:top w:w="50" w:type="dxa"/>
+              <w:bottom w:w="50" w:type="dxa"/>
+              <w:left w:w="60" w:type="dxa"/>
+              <w:right w:w="60" w:type="dxa"/>
+            </w:tcMar>
+          </w:tcPr>
+          <w:p>
+            <w:pPr>
+              <w:spacing w:before="40" w:after="40" w:line="276" w:lineRule="auto"/>
+              <w:jc w:val="left"/>
+            </w:pPr>
+            <w:r>
+              <w:rPr>
+                <w:rFonts w:ascii="Times New Roman" w:hAnsi="Times New Roman"/>
+                <w:sz w:val="19"/>
+              </w:rPr>
+              <w:t>0, 1, 2</w:t>
+            </w:r>
+          </w:p>
+        </w:tc>
+        <w:tc>
+          <w:tcPr>
+            <w:tcW w:type="dxa" w:w="1881"/>
+            <w:tcMar>
+              <w:top w:w="50" w:type="dxa"/>
+              <w:bottom w:w="50" w:type="dxa"/>
+              <w:left w:w="60" w:type="dxa"/>
+              <w:right w:w="60" w:type="dxa"/>
+            </w:tcMar>
+          </w:tcPr>
+          <w:p>
+            <w:pPr>
+              <w:spacing w:before="40" w:after="40" w:line="276" w:lineRule="auto"/>
+              <w:jc w:val="left"/>
+            </w:pPr>
+            <w:r>
+              <w:rPr>
+                <w:rFonts w:ascii="Times New Roman" w:hAnsi="Times New Roman"/>
+                <w:sz w:val="19"/>
+              </w:rPr>
+              <w:t>20°C &lt;= T &lt;= 28°C</w:t>
+            </w:r>
+          </w:p>
+        </w:tc>
+        <w:tc>
+          <w:tcPr>
+            <w:tcW w:type="dxa" w:w="1881"/>
+            <w:tcMar>
+              <w:top w:w="50" w:type="dxa"/>
+              <w:bottom w:w="50" w:type="dxa"/>
+              <w:left w:w="60" w:type="dxa"/>
+              <w:right w:w="60" w:type="dxa"/>
+            </w:tcMar>
+          </w:tcPr>
+          <w:p>
+            <w:pPr>
+              <w:spacing w:before="40" w:after="40" w:line="276" w:lineRule="auto"/>
+              <w:jc w:val="left"/>
+            </w:pPr>
+            <w:r>
+              <w:rPr>
+                <w:rFonts w:ascii="Times New Roman" w:hAnsi="Times New Roman"/>
+                <w:sz w:val="19"/>
+              </w:rPr>
+              <w:t>0 mm</w:t>
+            </w:r>
+          </w:p>
+        </w:tc>
+        <w:tc>
+          <w:tcPr>
+            <w:tcW w:type="dxa" w:w="1881"/>
+            <w:tcMar>
+              <w:top w:w="50" w:type="dxa"/>
+              <w:bottom w:w="50" w:type="dxa"/>
+              <w:left w:w="60" w:type="dxa"/>
+              <w:right w:w="60" w:type="dxa"/>
+            </w:tcMar>
+          </w:tcPr>
+          <w:p>
+            <w:pPr>
+              <w:spacing w:before="40" w:after="40" w:line="276" w:lineRule="auto"/>
+              <w:jc w:val="left"/>
+            </w:pPr>
+            <w:r>
+              <w:rPr>
+                <w:rFonts w:ascii="Times New Roman" w:hAnsi="Times New Roman"/>
+                <w:sz w:val="19"/>
+              </w:rPr>
+              <w:t>Trời quang đãng, mát mẻ</w:t>
+            </w:r>
+          </w:p>
+        </w:tc>
+        <w:tc>
+          <w:tcPr>
+            <w:tcW w:type="dxa" w:w="1881"/>
+            <w:tcMar>
+              <w:top w:w="50" w:type="dxa"/>
+              <w:bottom w:w="50" w:type="dxa"/>
+              <w:left w:w="60" w:type="dxa"/>
+              <w:right w:w="60" w:type="dxa"/>
+            </w:tcMar>
+          </w:tcPr>
+          <w:p>
+            <w:pPr>
+              <w:spacing w:before="40" w:after="40" w:line="276" w:lineRule="auto"/>
+              <w:jc w:val="left"/>
+            </w:pPr>
+            <w:r>
+              <w:rPr>
+                <w:rFonts w:ascii="Times New Roman" w:hAnsi="Times New Roman"/>
+                <w:sz w:val="19"/>
+              </w:rPr>
+              <w:t>Ưu tiên các quần thể di tích ngoài trời và danh thắng tự nhiên (Đại Nội, Chùa Thiên Mụ, Đồi Vọng Cảnh, Lăng Khải Định).</w:t>
+            </w:r>
+          </w:p>
+        </w:tc>
+      </w:tr>
+      <w:tr>
+        <w:tc>
+          <w:tcPr>
+            <w:tcW w:type="dxa" w:w="1881"/>
+            <w:tcMar>
+              <w:top w:w="50" w:type="dxa"/>
+              <w:bottom w:w="50" w:type="dxa"/>
+              <w:left w:w="60" w:type="dxa"/>
+              <w:right w:w="60" w:type="dxa"/>
+            </w:tcMar>
+          </w:tcPr>
+          <w:p>
+            <w:pPr>
+              <w:spacing w:before="40" w:after="40" w:line="276" w:lineRule="auto"/>
+              <w:jc w:val="left"/>
+            </w:pPr>
+            <w:r>
+              <w:rPr>
+                <w:rFonts w:ascii="Times New Roman" w:hAnsi="Times New Roman"/>
+                <w:sz w:val="19"/>
+              </w:rPr>
+              <w:t>0, 1</w:t>
+            </w:r>
+          </w:p>
+        </w:tc>
+        <w:tc>
+          <w:tcPr>
+            <w:tcW w:type="dxa" w:w="1881"/>
+            <w:tcMar>
+              <w:top w:w="50" w:type="dxa"/>
+              <w:bottom w:w="50" w:type="dxa"/>
+              <w:left w:w="60" w:type="dxa"/>
+              <w:right w:w="60" w:type="dxa"/>
+            </w:tcMar>
+          </w:tcPr>
+          <w:p>
+            <w:pPr>
+              <w:spacing w:before="40" w:after="40" w:line="276" w:lineRule="auto"/>
+              <w:jc w:val="left"/>
+            </w:pPr>
+            <w:r>
+              <w:rPr>
+                <w:rFonts w:ascii="Times New Roman" w:hAnsi="Times New Roman"/>
+                <w:sz w:val="19"/>
+              </w:rPr>
+              <w:t>T &gt; 33°C</w:t>
+            </w:r>
+          </w:p>
+        </w:tc>
+        <w:tc>
+          <w:tcPr>
+            <w:tcW w:type="dxa" w:w="1881"/>
+            <w:tcMar>
+              <w:top w:w="50" w:type="dxa"/>
+              <w:bottom w:w="50" w:type="dxa"/>
+              <w:left w:w="60" w:type="dxa"/>
+              <w:right w:w="60" w:type="dxa"/>
+            </w:tcMar>
+          </w:tcPr>
+          <w:p>
+            <w:pPr>
+              <w:spacing w:before="40" w:after="40" w:line="276" w:lineRule="auto"/>
+              <w:jc w:val="left"/>
+            </w:pPr>
+            <w:r>
+              <w:rPr>
+                <w:rFonts w:ascii="Times New Roman" w:hAnsi="Times New Roman"/>
+                <w:sz w:val="19"/>
+              </w:rPr>
+              <w:t>0 mm</w:t>
+            </w:r>
+          </w:p>
+        </w:tc>
+        <w:tc>
+          <w:tcPr>
+            <w:tcW w:type="dxa" w:w="1881"/>
+            <w:tcMar>
+              <w:top w:w="50" w:type="dxa"/>
+              <w:bottom w:w="50" w:type="dxa"/>
+              <w:left w:w="60" w:type="dxa"/>
+              <w:right w:w="60" w:type="dxa"/>
+            </w:tcMar>
+          </w:tcPr>
+          <w:p>
+            <w:pPr>
+              <w:spacing w:before="40" w:after="40" w:line="276" w:lineRule="auto"/>
+              <w:jc w:val="left"/>
+            </w:pPr>
+            <w:r>
+              <w:rPr>
+                <w:rFonts w:ascii="Times New Roman" w:hAnsi="Times New Roman"/>
+                <w:sz w:val="19"/>
+              </w:rPr>
+              <w:t>Nắng nóng gay gắt</w:t>
+            </w:r>
+          </w:p>
+        </w:tc>
+        <w:tc>
+          <w:tcPr>
+            <w:tcW w:type="dxa" w:w="1881"/>
+            <w:tcMar>
+              <w:top w:w="50" w:type="dxa"/>
+              <w:bottom w:w="50" w:type="dxa"/>
+              <w:left w:w="60" w:type="dxa"/>
+              <w:right w:w="60" w:type="dxa"/>
+            </w:tcMar>
+          </w:tcPr>
+          <w:p>
+            <w:pPr>
+              <w:spacing w:before="40" w:after="40" w:line="276" w:lineRule="auto"/>
+              <w:jc w:val="left"/>
+            </w:pPr>
+            <w:r>
+              <w:rPr>
+                <w:rFonts w:ascii="Times New Roman" w:hAnsi="Times New Roman"/>
+                <w:sz w:val="19"/>
+              </w:rPr>
+              <w:t>Khuyến nghị hạn chế di chuyển ngoài trời giữa trưa, ưu tiên di tích có bóng râm hoặc không gian trưng bày trong nhà (Cung An Định, Bảo tàng Cổ vật Cung đình), đề xuất các quán cà phê ven sông Hương và ẩm thực chè thanh nhiệt.</w:t>
+            </w:r>
+          </w:p>
+        </w:tc>
+      </w:tr>
+      <w:tr>
+        <w:tc>
+          <w:tcPr>
+            <w:tcW w:type="dxa" w:w="1881"/>
+            <w:tcMar>
+              <w:top w:w="50" w:type="dxa"/>
+              <w:bottom w:w="50" w:type="dxa"/>
+              <w:left w:w="60" w:type="dxa"/>
+              <w:right w:w="60" w:type="dxa"/>
+            </w:tcMar>
+          </w:tcPr>
+          <w:p>
+            <w:pPr>
+              <w:spacing w:before="40" w:after="40" w:line="276" w:lineRule="auto"/>
+              <w:jc w:val="left"/>
+            </w:pPr>
+            <w:r>
+              <w:rPr>
+                <w:rFonts w:ascii="Times New Roman" w:hAnsi="Times New Roman"/>
+                <w:sz w:val="19"/>
+              </w:rPr>
+              <w:t>51--67</w:t>
+            </w:r>
+          </w:p>
+        </w:tc>
+        <w:tc>
+          <w:tcPr>
+            <w:tcW w:type="dxa" w:w="1881"/>
+            <w:tcMar>
+              <w:top w:w="50" w:type="dxa"/>
+              <w:bottom w:w="50" w:type="dxa"/>
+              <w:left w:w="60" w:type="dxa"/>
+              <w:right w:w="60" w:type="dxa"/>
+            </w:tcMar>
+          </w:tcPr>
+          <w:p>
+            <w:pPr>
+              <w:spacing w:before="40" w:after="40" w:line="276" w:lineRule="auto"/>
+              <w:jc w:val="left"/>
+            </w:pPr>
+            <w:r>
+              <w:rPr>
+                <w:rFonts w:ascii="Times New Roman" w:hAnsi="Times New Roman"/>
+                <w:sz w:val="19"/>
+              </w:rPr>
+              <w:t>Mọi giá trị T</w:t>
+            </w:r>
+          </w:p>
+        </w:tc>
+        <w:tc>
+          <w:tcPr>
+            <w:tcW w:type="dxa" w:w="1881"/>
+            <w:tcMar>
+              <w:top w:w="50" w:type="dxa"/>
+              <w:bottom w:w="50" w:type="dxa"/>
+              <w:left w:w="60" w:type="dxa"/>
+              <w:right w:w="60" w:type="dxa"/>
+            </w:tcMar>
+          </w:tcPr>
+          <w:p>
+            <w:pPr>
+              <w:spacing w:before="40" w:after="40" w:line="276" w:lineRule="auto"/>
+              <w:jc w:val="left"/>
+            </w:pPr>
+            <w:r>
+              <w:rPr>
+                <w:rFonts w:ascii="Times New Roman" w:hAnsi="Times New Roman"/>
+                <w:sz w:val="19"/>
+              </w:rPr>
+              <w:t>P &gt; 0 mm</w:t>
+            </w:r>
+          </w:p>
+        </w:tc>
+        <w:tc>
+          <w:tcPr>
+            <w:tcW w:type="dxa" w:w="1881"/>
+            <w:tcMar>
+              <w:top w:w="50" w:type="dxa"/>
+              <w:bottom w:w="50" w:type="dxa"/>
+              <w:left w:w="60" w:type="dxa"/>
+              <w:right w:w="60" w:type="dxa"/>
+            </w:tcMar>
+          </w:tcPr>
+          <w:p>
+            <w:pPr>
+              <w:spacing w:before="40" w:after="40" w:line="276" w:lineRule="auto"/>
+              <w:jc w:val="left"/>
+            </w:pPr>
+            <w:r>
+              <w:rPr>
+                <w:rFonts w:ascii="Times New Roman" w:hAnsi="Times New Roman"/>
+                <w:sz w:val="19"/>
+              </w:rPr>
+              <w:t>Mưa dầm đặc trưng</w:t>
+            </w:r>
+          </w:p>
+        </w:tc>
+        <w:tc>
+          <w:tcPr>
+            <w:tcW w:type="dxa" w:w="1881"/>
+            <w:tcMar>
+              <w:top w:w="50" w:type="dxa"/>
+              <w:bottom w:w="50" w:type="dxa"/>
+              <w:left w:w="60" w:type="dxa"/>
+              <w:right w:w="60" w:type="dxa"/>
+            </w:tcMar>
+          </w:tcPr>
+          <w:p>
+            <w:pPr>
+              <w:spacing w:before="40" w:after="40" w:line="276" w:lineRule="auto"/>
+              <w:jc w:val="left"/>
+            </w:pPr>
+            <w:r>
+              <w:rPr>
+                <w:rFonts w:ascii="Times New Roman" w:hAnsi="Times New Roman"/>
+                <w:sz w:val="19"/>
+              </w:rPr>
+              <w:t>Cảnh báo trang bị ô dù, tái cấu trúc lộ trình ưu tiên các di tích có hành lang và mái che liên hoàn, gợi ý dừng chân trải nghiệm ẩm thực nóng ấm (Bún bò Huế, Bánh canh Nam Phổ, Bánh khoái).</w:t>
+            </w:r>
+          </w:p>
+        </w:tc>
+      </w:tr>
+      <w:tr>
+        <w:tc>
+          <w:tcPr>
+            <w:tcW w:type="dxa" w:w="1881"/>
+            <w:tcMar>
+              <w:top w:w="50" w:type="dxa"/>
+              <w:bottom w:w="50" w:type="dxa"/>
+              <w:left w:w="60" w:type="dxa"/>
+              <w:right w:w="60" w:type="dxa"/>
+            </w:tcMar>
+          </w:tcPr>
+          <w:p>
+            <w:pPr>
+              <w:spacing w:before="40" w:after="40" w:line="276" w:lineRule="auto"/>
+              <w:jc w:val="left"/>
+            </w:pPr>
+            <w:r>
+              <w:rPr>
+                <w:rFonts w:ascii="Times New Roman" w:hAnsi="Times New Roman"/>
+                <w:sz w:val="19"/>
+              </w:rPr>
+              <w:t>80--99</w:t>
+            </w:r>
+          </w:p>
+        </w:tc>
+        <w:tc>
+          <w:tcPr>
+            <w:tcW w:type="dxa" w:w="1881"/>
+            <w:tcMar>
+              <w:top w:w="50" w:type="dxa"/>
+              <w:bottom w:w="50" w:type="dxa"/>
+              <w:left w:w="60" w:type="dxa"/>
+              <w:right w:w="60" w:type="dxa"/>
+            </w:tcMar>
+          </w:tcPr>
+          <w:p>
+            <w:pPr>
+              <w:spacing w:before="40" w:after="40" w:line="276" w:lineRule="auto"/>
+              <w:jc w:val="left"/>
+            </w:pPr>
+            <w:r>
+              <w:rPr>
+                <w:rFonts w:ascii="Times New Roman" w:hAnsi="Times New Roman"/>
+                <w:sz w:val="19"/>
+              </w:rPr>
+              <w:t>Mọi giá trị T</w:t>
+            </w:r>
+          </w:p>
+        </w:tc>
+        <w:tc>
+          <w:tcPr>
+            <w:tcW w:type="dxa" w:w="1881"/>
+            <w:tcMar>
+              <w:top w:w="50" w:type="dxa"/>
+              <w:bottom w:w="50" w:type="dxa"/>
+              <w:left w:w="60" w:type="dxa"/>
+              <w:right w:w="60" w:type="dxa"/>
+            </w:tcMar>
+          </w:tcPr>
+          <w:p>
+            <w:pPr>
+              <w:spacing w:before="40" w:after="40" w:line="276" w:lineRule="auto"/>
+              <w:jc w:val="left"/>
+            </w:pPr>
+            <w:r>
+              <w:rPr>
+                <w:rFonts w:ascii="Times New Roman" w:hAnsi="Times New Roman"/>
+                <w:sz w:val="19"/>
+              </w:rPr>
+              <w:t>P &gt;= 5 mm</w:t>
+            </w:r>
+          </w:p>
+        </w:tc>
+        <w:tc>
+          <w:tcPr>
+            <w:tcW w:type="dxa" w:w="1881"/>
+            <w:tcMar>
+              <w:top w:w="50" w:type="dxa"/>
+              <w:bottom w:w="50" w:type="dxa"/>
+              <w:left w:w="60" w:type="dxa"/>
+              <w:right w:w="60" w:type="dxa"/>
+            </w:tcMar>
+          </w:tcPr>
+          <w:p>
+            <w:pPr>
+              <w:spacing w:before="40" w:after="40" w:line="276" w:lineRule="auto"/>
+              <w:jc w:val="left"/>
+            </w:pPr>
+            <w:r>
+              <w:rPr>
+                <w:rFonts w:ascii="Times New Roman" w:hAnsi="Times New Roman"/>
+                <w:sz w:val="19"/>
+              </w:rPr>
+              <w:t>Mưa rào hoặc dông sét</w:t>
+            </w:r>
+          </w:p>
+        </w:tc>
+        <w:tc>
+          <w:tcPr>
+            <w:tcW w:type="dxa" w:w="1881"/>
+            <w:tcMar>
+              <w:top w:w="50" w:type="dxa"/>
+              <w:bottom w:w="50" w:type="dxa"/>
+              <w:left w:w="60" w:type="dxa"/>
+              <w:right w:w="60" w:type="dxa"/>
+            </w:tcMar>
+          </w:tcPr>
+          <w:p>
+            <w:pPr>
+              <w:spacing w:before="40" w:after="40" w:line="276" w:lineRule="auto"/>
+              <w:jc w:val="left"/>
+            </w:pPr>
+            <w:r>
+              <w:rPr>
+                <w:rFonts w:ascii="Times New Roman" w:hAnsi="Times New Roman"/>
+                <w:sz w:val="19"/>
+              </w:rPr>
+              <w:t>Phát tín hiệu cảnh báo an toàn, tạm dừng các tuyến tham quan đồi núi và sông nước, đề xuất chuyển hướng sang không gian văn hóa ẩm thực trong nhà an toàn.</w:t>
+            </w:r>
+          </w:p>
+        </w:tc>
+      </w:tr>
+    </w:tbl>
+    <w:p>
+      <w:pPr>
+        <w:spacing w:before="0" w:after="120" w:line="360" w:lineRule="auto"/>
+        <w:ind w:firstLine="567"/>
+        <w:jc w:val="both"/>
+      </w:pPr>
+      <w:r>
+        <w:rPr>
+          <w:rFonts w:ascii="Times New Roman" w:hAnsi="Times New Roman"/>
+          <w:b w:val="0"/>
+          <w:i w:val="0"/>
+          <w:color w:val="000000"/>
+          <w:sz w:val="26"/>
+        </w:rPr>
+        <w:t>Ma trận quy tắc tại Bảng 1.5 cung cấp cơ chế lập luận ngữ cảnh trực tiếp cho tác tử thông minh, bảo đảm các kế hoạch tham quan do mô hình ngôn ngữ lớn tổng hợp luôn dung hòa chặt chẽ giữa cự ly di chuyển tối ưu và mức độ an toàn thoải mái sinh học của du khách. Về mặt xác thực danh tính, hệ thống triển khai cơ chế đa kênh linh hoạt: Đăng nhập một chạm Google OAuth 2.0; Xác thực qua Email/Mật khẩu; và Chế độ Khách vãng lai (Guest Demo Mode). Menu tài khoản được thiết kế dưới dạng khung cửa sổ nổi Popover định vị ngay trên chip tài khoản, kết hợp Hộp thoại cấu hình Firebase động (firebase-config-modal) cho phép nạp trực tiếp khóa API Key cá nhân qua giao diện web và lưu bền vững vào localStorage của trình duyệt mà không cần biên dịch lại mã nguồn.</w:t>
+      </w:r>
+    </w:p>
+    <w:p>
       <w:r>
         <w:br w:type="page"/>
       </w:r>
@@ -13506,6 +15304,118 @@
           <w:sz w:val="22"/>
         </w:rPr>
         <w:t>[19] Sở Thông tin và Truyền thông tỉnh Thừa Thiên Huế, "Nền tảng Đô thị thông minh Hue-S: Cẩm nang hướng dẫn sử dụng và đặc tả dịch vụ công dân số," Cổng thông tin điện tử tỉnh Thừa Thiên Huế, 2024. [Trực tuyến]. Địa chỉ: https://huecity.gov.vn/</w:t>
+      </w:r>
+    </w:p>
+    <w:p>
+      <w:pPr>
+        <w:spacing w:before="40" w:after="80" w:line="300" w:lineRule="auto"/>
+        <w:ind w:left="454" w:hanging="454"/>
+        <w:jc w:val="both"/>
+      </w:pPr>
+      <w:r>
+        <w:rPr>
+          <w:rFonts w:ascii="Times New Roman" w:hAnsi="Times New Roman"/>
+          <w:sz w:val="22"/>
+        </w:rPr>
+        <w:t>[20] L. Moroney, The Definitive Guide to Firebase: Build Mobile and Web Applications with Firebase, New York, NY, USA: Apress, 2017.</w:t>
+      </w:r>
+    </w:p>
+    <w:p>
+      <w:pPr>
+        <w:spacing w:before="40" w:after="80" w:line="300" w:lineRule="auto"/>
+        <w:ind w:left="454" w:hanging="454"/>
+        <w:jc w:val="both"/>
+      </w:pPr>
+      <w:r>
+        <w:rPr>
+          <w:rFonts w:ascii="Times New Roman" w:hAnsi="Times New Roman"/>
+          <w:sz w:val="22"/>
+        </w:rPr>
+        <w:t>[21] D. Gavalas, C. Konstantopoulos, K. Mastakas, and G. Pantziou, "A survey on mobile tourist guides and context-aware tourist trip planning," Journal of Network and Computer Applications, vol. 40, pp. 380–403, 2014.</w:t>
+      </w:r>
+    </w:p>
+    <w:p>
+      <w:pPr>
+        <w:spacing w:before="40" w:after="80" w:line="300" w:lineRule="auto"/>
+        <w:ind w:left="454" w:hanging="454"/>
+        <w:jc w:val="both"/>
+      </w:pPr>
+      <w:r>
+        <w:rPr>
+          <w:rFonts w:ascii="Times New Roman" w:hAnsi="Times New Roman"/>
+          <w:sz w:val="22"/>
+        </w:rPr>
+        <w:t>[22] P. Zippenfenig, "Open-Meteo: Open-source weather API providing high-resolution meteorological forecasts," Open-Meteo Documentation and Technical Report, 2023.</w:t>
+      </w:r>
+    </w:p>
+    <w:p>
+      <w:pPr>
+        <w:spacing w:before="40" w:after="80" w:line="300" w:lineRule="auto"/>
+        <w:ind w:left="454" w:hanging="454"/>
+        <w:jc w:val="both"/>
+      </w:pPr>
+      <w:r>
+        <w:rPr>
+          <w:rFonts w:ascii="Times New Roman" w:hAnsi="Times New Roman"/>
+          <w:sz w:val="22"/>
+        </w:rPr>
+        <w:t>[23] World Meteorological Organization, Manual on Codes: International Codes, Volume I.1 (Annex II to the WMO Technical Regulations), Geneva, Switzerland: WMO-No. 306, 2019.</w:t>
+      </w:r>
+    </w:p>
+    <w:p>
+      <w:pPr>
+        <w:spacing w:before="40" w:after="80" w:line="300" w:lineRule="auto"/>
+        <w:ind w:left="454" w:hanging="454"/>
+        <w:jc w:val="both"/>
+      </w:pPr>
+      <w:r>
+        <w:rPr>
+          <w:rFonts w:ascii="Times New Roman" w:hAnsi="Times New Roman"/>
+          <w:sz w:val="22"/>
+        </w:rPr>
+        <w:t>[24] Google Cloud, "Cloud Firestore architecture and real-time synchronization protocol," Google Cloud Whitepaper and Technical Documentation, 2024.</w:t>
+      </w:r>
+    </w:p>
+    <w:p>
+      <w:pPr>
+        <w:spacing w:before="40" w:after="80" w:line="300" w:lineRule="auto"/>
+        <w:ind w:left="454" w:hanging="454"/>
+        <w:jc w:val="both"/>
+      </w:pPr>
+      <w:r>
+        <w:rPr>
+          <w:rFonts w:ascii="Times New Roman" w:hAnsi="Times New Roman"/>
+          <w:sz w:val="22"/>
+        </w:rPr>
+        <w:t>[25] A. Davoudian, L. Chen, and M. Liu, "A survey on NoSQL stores," ACM Computing Surveys (CSUR), vol. 51, no. 2, pp. 1–43, 2018.</w:t>
+      </w:r>
+    </w:p>
+    <w:p>
+      <w:pPr>
+        <w:spacing w:before="40" w:after="80" w:line="300" w:lineRule="auto"/>
+        <w:ind w:left="454" w:hanging="454"/>
+        <w:jc w:val="both"/>
+      </w:pPr>
+      <w:r>
+        <w:rPr>
+          <w:rFonts w:ascii="Times New Roman" w:hAnsi="Times New Roman"/>
+          <w:sz w:val="22"/>
+        </w:rPr>
+        <w:t>[26] D. Hardt, "The OAuth 2.0 authorization framework," Internet Engineering Task Force (IETF), RFC 6749, 2012.</w:t>
+      </w:r>
+    </w:p>
+    <w:p>
+      <w:pPr>
+        <w:spacing w:before="40" w:after="80" w:line="300" w:lineRule="auto"/>
+        <w:ind w:left="454" w:hanging="454"/>
+        <w:jc w:val="both"/>
+      </w:pPr>
+      <w:r>
+        <w:rPr>
+          <w:rFonts w:ascii="Times New Roman" w:hAnsi="Times New Roman"/>
+          <w:sz w:val="22"/>
+        </w:rPr>
+        <w:t>[27] R. Sugumaran and J. Degroote, Spatial Decision Support Systems: Principles and Practices, CRC Press, Taylor &amp; Francis Group, 2010.</w:t>
       </w:r>
     </w:p>
     <w:sectPr>
